--- a/诉讼文书模板/12-执行授权委托书模板.docx
+++ b/诉讼文书模板/12-执行授权委托书模板.docx
@@ -38,9 +38,6 @@
     <w:p>
       <w:pPr>
         <w:ind w:firstLine="562"/>
-        <w:rPr>
-          <w:rFonts w:hint="eastAsia"/>
-        </w:rPr>
       </w:pPr>
       <w:r>
         <w:rPr>
@@ -60,9 +57,6 @@
     <w:p>
       <w:pPr>
         <w:ind w:firstLine="562"/>
-        <w:rPr>
-          <w:rFonts w:hint="eastAsia"/>
-        </w:rPr>
       </w:pPr>
       <w:r>
         <w:rPr>
@@ -82,9 +76,6 @@
     <w:p>
       <w:pPr>
         <w:ind w:firstLine="560"/>
-        <w:rPr>
-          <w:rFonts w:hint="eastAsia"/>
-        </w:rPr>
       </w:pPr>
       <w:r>
         <w:rPr>
@@ -108,9 +99,6 @@
     <w:p>
       <w:pPr>
         <w:ind w:firstLine="560"/>
-        <w:rPr>
-          <w:rFonts w:hint="eastAsia"/>
-        </w:rPr>
       </w:pPr>
       <w:r>
         <w:rPr>
@@ -146,9 +134,6 @@
     <w:p>
       <w:pPr>
         <w:ind w:firstLine="560"/>
-        <w:rPr>
-          <w:rFonts w:hint="eastAsia"/>
-        </w:rPr>
       </w:pPr>
       <w:r>
         <w:rPr>
@@ -178,9 +163,6 @@
     <w:p>
       <w:pPr>
         <w:ind w:firstLine="560"/>
-        <w:rPr>
-          <w:rFonts w:hint="eastAsia"/>
-        </w:rPr>
       </w:pPr>
       <w:r>
         <w:rPr>
@@ -207,15 +189,24 @@
     <w:p>
       <w:pPr>
         <w:ind w:firstLine="560"/>
-        <w:rPr>
-          <w:rFonts w:hint="eastAsia"/>
-        </w:rPr>
       </w:pPr>
       <w:r>
         <w:rPr>
           <w:rFonts w:hint="eastAsia"/>
         </w:rPr>
-        <w:t>上列受委托人的代理权限为：一般授权；包括：代为申请执行（包括申请恢复强制执行）；代为撤销、撤回执行申请；调查被执行人的</w:t>
+        <w:t>上列受委托人的代理权限为：</w:t>
+      </w:r>
+      <w:r>
+        <w:rPr>
+          <w:rFonts w:hint="eastAsia"/>
+        </w:rPr>
+        <w:t>特别</w:t>
+      </w:r>
+      <w:r>
+        <w:rPr>
+          <w:rFonts w:hint="eastAsia"/>
+        </w:rPr>
+        <w:t>授权；包括：代为申请执行（包括申请恢复强制执行）；代为撤销、撤回执行申请；调查被执行人的</w:t>
       </w:r>
       <w:r>
         <w:rPr>

--- a/诉讼文书模板/12-执行授权委托书模板.docx
+++ b/诉讼文书模板/12-执行授权委托书模板.docx
@@ -104,19 +104,7 @@
         <w:rPr>
           <w:rFonts w:hint="eastAsia"/>
         </w:rPr>
-        <w:t>地址：</w:t>
-      </w:r>
-      <w:r>
-        <w:rPr>
-          <w:rFonts w:hint="eastAsia"/>
-        </w:rPr>
-        <w:t xml:space="preserve"> </w:t>
-      </w:r>
-      <w:r>
-        <w:rPr>
-          <w:rFonts w:hint="eastAsia"/>
-        </w:rPr>
-        <w:t>南京市玄武区红山南路</w:t>
+        <w:t>地址：南京市玄武区红山南路</w:t>
       </w:r>
       <w:r>
         <w:rPr>
@@ -145,7 +133,7 @@
         <w:rPr>
           <w:rFonts w:hint="eastAsia"/>
         </w:rPr>
-        <w:t xml:space="preserve"> 13913965880</w:t>
+        <w:t>13913965880</w:t>
       </w:r>
       <w:r>
         <w:rPr>
